--- a/TuStockApp_Documentacion_Proyecto.docx
+++ b/TuStockApp_Documentacion_Proyecto.docx
@@ -817,6 +817,74 @@
           </w:p>
         </w:tc>
       </w:tr>
+      <w:tr>
+        <w:tc>
+          <w:tcPr>
+            <w:tcW w:type="dxa" w:w="2950"/>
+            <w:tcBorders>
+              <w:top w:val="single" w:color="D1D5DB" w:sz="2"/>
+              <w:left w:val="single" w:color="D1D5DB" w:sz="2"/>
+              <w:bottom w:val="single" w:color="D1D5DB" w:sz="2"/>
+              <w:right w:val="single" w:color="D1D5DB" w:sz="2"/>
+            </w:tcBorders>
+            <w:shd w:fill="F9FAFB" w:val="clear"/>
+            <w:tcMar>
+              <w:top w:type="dxa" w:w="100"/>
+              <w:left w:type="dxa" w:w="140"/>
+              <w:bottom w:type="dxa" w:w="100"/>
+              <w:right w:type="dxa" w:w="140"/>
+            </w:tcMar>
+          </w:tcPr>
+          <w:p>
+            <w:pPr>
+              <w:spacing w:line="280"/>
+            </w:pPr>
+            <w:r>
+              <w:rPr>
+                <w:b/>
+                <w:bCs/>
+                <w:color w:val="111827"/>
+                <w:sz w:val="20"/>
+                <w:szCs w:val="20"/>
+              </w:rPr>
+              <w:t xml:space="preserve">Balance Estadístico (novedad)</w:t>
+            </w:r>
+          </w:p>
+        </w:tc>
+        <w:tc>
+          <w:tcPr>
+            <w:tcW w:type="dxa" w:w="6890"/>
+            <w:tcBorders>
+              <w:top w:val="single" w:color="D1D5DB" w:sz="2"/>
+              <w:left w:val="single" w:color="D1D5DB" w:sz="2"/>
+              <w:bottom w:val="single" w:color="D1D5DB" w:sz="2"/>
+              <w:right w:val="single" w:color="D1D5DB" w:sz="2"/>
+            </w:tcBorders>
+            <w:shd w:fill="F9FAFB" w:val="clear"/>
+            <w:tcMar>
+              <w:top w:type="dxa" w:w="100"/>
+              <w:left w:type="dxa" w:w="140"/>
+              <w:bottom w:type="dxa" w:w="100"/>
+              <w:right w:type="dxa" w:w="140"/>
+            </w:tcMar>
+          </w:tcPr>
+          <w:p>
+            <w:pPr>
+              <w:spacing w:line="280"/>
+            </w:pPr>
+            <w:r>
+              <w:rPr>
+                <w:b w:val="false"/>
+                <w:bCs w:val="false"/>
+                <w:color w:val="374151"/>
+                <w:sz w:val="20"/>
+                <w:szCs w:val="20"/>
+              </w:rPr>
+              <w:t xml:space="preserve">Una sección aparte muestra el total de pedidos y facturación de todas las distribuidoras juntas (hoy, esta semana, este mes), y el mismo desglose por distribuidora: cuántos pedidos recibió cada una y qué porcentaje de sus clientes activos le compró en cada período. Sirve para ver de un vistazo qué tan activa está cada distribuidora que usa la plataforma.</w:t>
+            </w:r>
+          </w:p>
+        </w:tc>
+      </w:tr>
     </w:tbl>
     <w:p>
       <w:pPr>
@@ -1316,6 +1384,72 @@
           </w:p>
         </w:tc>
       </w:tr>
+      <w:tr>
+        <w:tc>
+          <w:tcPr>
+            <w:tcW w:type="dxa" w:w="2950"/>
+            <w:tcBorders>
+              <w:top w:val="single" w:color="D1D5DB" w:sz="2"/>
+              <w:left w:val="single" w:color="D1D5DB" w:sz="2"/>
+              <w:bottom w:val="single" w:color="D1D5DB" w:sz="2"/>
+              <w:right w:val="single" w:color="D1D5DB" w:sz="2"/>
+            </w:tcBorders>
+            <w:tcMar>
+              <w:top w:type="dxa" w:w="100"/>
+              <w:left w:type="dxa" w:w="140"/>
+              <w:bottom w:type="dxa" w:w="100"/>
+              <w:right w:type="dxa" w:w="140"/>
+            </w:tcMar>
+          </w:tcPr>
+          <w:p>
+            <w:pPr>
+              <w:spacing w:line="280"/>
+            </w:pPr>
+            <w:r>
+              <w:rPr>
+                <w:b/>
+                <w:bCs/>
+                <w:color w:val="111827"/>
+                <w:sz w:val="20"/>
+                <w:szCs w:val="20"/>
+              </w:rPr>
+              <w:t xml:space="preserve">Balance Estadístico (novedad)</w:t>
+            </w:r>
+          </w:p>
+        </w:tc>
+        <w:tc>
+          <w:tcPr>
+            <w:tcW w:type="dxa" w:w="6890"/>
+            <w:tcBorders>
+              <w:top w:val="single" w:color="D1D5DB" w:sz="2"/>
+              <w:left w:val="single" w:color="D1D5DB" w:sz="2"/>
+              <w:bottom w:val="single" w:color="D1D5DB" w:sz="2"/>
+              <w:right w:val="single" w:color="D1D5DB" w:sz="2"/>
+            </w:tcBorders>
+            <w:tcMar>
+              <w:top w:type="dxa" w:w="100"/>
+              <w:left w:type="dxa" w:w="140"/>
+              <w:bottom w:type="dxa" w:w="100"/>
+              <w:right w:type="dxa" w:w="140"/>
+            </w:tcMar>
+          </w:tcPr>
+          <w:p>
+            <w:pPr>
+              <w:spacing w:line="280"/>
+            </w:pPr>
+            <w:r>
+              <w:rPr>
+                <w:b w:val="false"/>
+                <w:bCs w:val="false"/>
+                <w:color w:val="374151"/>
+                <w:sz w:val="20"/>
+                <w:szCs w:val="20"/>
+              </w:rPr>
+              <w:t xml:space="preserve">Sección aparte con el total de pedidos y facturación de hoy, esta semana y este mes, junto con qué porcentaje de los clientes activos de la distribuidora le compró en cada período — pensado como referencia para definir condiciones comerciales según el nivel de actividad real. Incluye el mismo desglose por cliente individual (pedidos de hoy, de la semana, del mes y total histórico).</w:t>
+            </w:r>
+          </w:p>
+        </w:tc>
+      </w:tr>
     </w:tbl>
     <w:p>
       <w:pPr>
@@ -1619,6 +1753,72 @@
           </w:p>
         </w:tc>
       </w:tr>
+      <w:tr>
+        <w:tc>
+          <w:tcPr>
+            <w:tcW w:type="dxa" w:w="2950"/>
+            <w:tcBorders>
+              <w:top w:val="single" w:color="D1D5DB" w:sz="2"/>
+              <w:left w:val="single" w:color="D1D5DB" w:sz="2"/>
+              <w:bottom w:val="single" w:color="D1D5DB" w:sz="2"/>
+              <w:right w:val="single" w:color="D1D5DB" w:sz="2"/>
+            </w:tcBorders>
+            <w:tcMar>
+              <w:top w:type="dxa" w:w="100"/>
+              <w:left w:type="dxa" w:w="140"/>
+              <w:bottom w:type="dxa" w:w="100"/>
+              <w:right w:type="dxa" w:w="140"/>
+            </w:tcMar>
+          </w:tcPr>
+          <w:p>
+            <w:pPr>
+              <w:spacing w:line="280"/>
+            </w:pPr>
+            <w:r>
+              <w:rPr>
+                <w:b/>
+                <w:bCs/>
+                <w:color w:val="111827"/>
+                <w:sz w:val="20"/>
+                <w:szCs w:val="20"/>
+              </w:rPr>
+              <w:t xml:space="preserve">Promociones con regalo (novedad)</w:t>
+            </w:r>
+          </w:p>
+        </w:tc>
+        <w:tc>
+          <w:tcPr>
+            <w:tcW w:type="dxa" w:w="6890"/>
+            <w:tcBorders>
+              <w:top w:val="single" w:color="D1D5DB" w:sz="2"/>
+              <w:left w:val="single" w:color="D1D5DB" w:sz="2"/>
+              <w:bottom w:val="single" w:color="D1D5DB" w:sz="2"/>
+              <w:right w:val="single" w:color="D1D5DB" w:sz="2"/>
+            </w:tcBorders>
+            <w:tcMar>
+              <w:top w:type="dxa" w:w="100"/>
+              <w:left w:type="dxa" w:w="140"/>
+              <w:bottom w:type="dxa" w:w="100"/>
+              <w:right w:type="dxa" w:w="140"/>
+            </w:tcMar>
+          </w:tcPr>
+          <w:p>
+            <w:pPr>
+              <w:spacing w:line="280"/>
+            </w:pPr>
+            <w:r>
+              <w:rPr>
+                <w:b w:val="false"/>
+                <w:bCs w:val="false"/>
+                <w:color w:val="374151"/>
+                <w:sz w:val="20"/>
+                <w:szCs w:val="20"/>
+              </w:rPr>
+              <w:t xml:space="preserve">Se le puede activar a un producto una promoción con texto libre (por ejemplo, un regalo que da la marca o un 2x1 puntual). Se muestra destacada en el catálogo para todos los clientes de esa distribuidora, y al activarla se les manda automáticamente un aviso push a quienes tengan las notificaciones activadas.</w:t>
+            </w:r>
+          </w:p>
+        </w:tc>
+      </w:tr>
     </w:tbl>
     <w:p>
       <w:pPr>
@@ -1922,6 +2122,72 @@
           </w:p>
         </w:tc>
       </w:tr>
+      <w:tr>
+        <w:tc>
+          <w:tcPr>
+            <w:tcW w:type="dxa" w:w="2950"/>
+            <w:tcBorders>
+              <w:top w:val="single" w:color="D1D5DB" w:sz="2"/>
+              <w:left w:val="single" w:color="D1D5DB" w:sz="2"/>
+              <w:bottom w:val="single" w:color="D1D5DB" w:sz="2"/>
+              <w:right w:val="single" w:color="D1D5DB" w:sz="2"/>
+            </w:tcBorders>
+            <w:tcMar>
+              <w:top w:type="dxa" w:w="100"/>
+              <w:left w:type="dxa" w:w="140"/>
+              <w:bottom w:type="dxa" w:w="100"/>
+              <w:right w:type="dxa" w:w="140"/>
+            </w:tcMar>
+          </w:tcPr>
+          <w:p>
+            <w:pPr>
+              <w:spacing w:line="280"/>
+            </w:pPr>
+            <w:r>
+              <w:rPr>
+                <w:b/>
+                <w:bCs/>
+                <w:color w:val="111827"/>
+                <w:sz w:val="20"/>
+                <w:szCs w:val="20"/>
+              </w:rPr>
+              <w:t xml:space="preserve">Pedidos recurrentes de cada cliente (novedad)</w:t>
+            </w:r>
+          </w:p>
+        </w:tc>
+        <w:tc>
+          <w:tcPr>
+            <w:tcW w:type="dxa" w:w="6890"/>
+            <w:tcBorders>
+              <w:top w:val="single" w:color="D1D5DB" w:sz="2"/>
+              <w:left w:val="single" w:color="D1D5DB" w:sz="2"/>
+              <w:bottom w:val="single" w:color="D1D5DB" w:sz="2"/>
+              <w:right w:val="single" w:color="D1D5DB" w:sz="2"/>
+            </w:tcBorders>
+            <w:tcMar>
+              <w:top w:type="dxa" w:w="100"/>
+              <w:left w:type="dxa" w:w="140"/>
+              <w:bottom w:type="dxa" w:w="100"/>
+              <w:right w:type="dxa" w:w="140"/>
+            </w:tcMar>
+          </w:tcPr>
+          <w:p>
+            <w:pPr>
+              <w:spacing w:line="280"/>
+            </w:pPr>
+            <w:r>
+              <w:rPr>
+                <w:b w:val="false"/>
+                <w:bCs w:val="false"/>
+                <w:color w:val="374151"/>
+                <w:sz w:val="20"/>
+                <w:szCs w:val="20"/>
+              </w:rPr>
+              <w:t xml:space="preserve">En la ficha del cliente se ven los pedidos recurrentes que tiene configurados (día de la semana, productos, si está activo o pausado, y la última vez que se generó). Un botón "Recordar" manda un push puntual al cliente si un día todavía no armó ese pedido, por si se le pasó.</w:t>
+            </w:r>
+          </w:p>
+        </w:tc>
+      </w:tr>
     </w:tbl>
     <w:p>
       <w:pPr>
@@ -2591,7 +2857,75 @@
                 <w:sz w:val="20"/>
                 <w:szCs w:val="20"/>
               </w:rPr>
-              <w:t xml:space="preserve">El sistema detecta cuando un cliente pidió un producto la semana pasada y todavía no lo volvió a pedir esta semana. Genera un aviso con botón "Enviar recordatorio" que manda un push directo al celular del cliente.</w:t>
+              <w:t xml:space="preserve">El sistema aprende, cliente por cliente y producto por producto, cada cuántos días suele repetir cada compra (a partir de su propio historial), y avisa un par de días antes de que se cumpla ese ciclo — no recién cuando ya se pasó. Genera un aviso con botón "Enviar recordatorio" que manda un push directo al celular del cliente.</w:t>
+            </w:r>
+          </w:p>
+        </w:tc>
+      </w:tr>
+      <w:tr>
+        <w:tc>
+          <w:tcPr>
+            <w:tcW w:type="dxa" w:w="2950"/>
+            <w:tcBorders>
+              <w:top w:val="single" w:color="D1D5DB" w:sz="2"/>
+              <w:left w:val="single" w:color="D1D5DB" w:sz="2"/>
+              <w:bottom w:val="single" w:color="D1D5DB" w:sz="2"/>
+              <w:right w:val="single" w:color="D1D5DB" w:sz="2"/>
+            </w:tcBorders>
+            <w:shd w:fill="F9FAFB" w:val="clear"/>
+            <w:tcMar>
+              <w:top w:type="dxa" w:w="100"/>
+              <w:left w:type="dxa" w:w="140"/>
+              <w:bottom w:type="dxa" w:w="100"/>
+              <w:right w:type="dxa" w:w="140"/>
+            </w:tcMar>
+          </w:tcPr>
+          <w:p>
+            <w:pPr>
+              <w:spacing w:line="280"/>
+            </w:pPr>
+            <w:r>
+              <w:rPr>
+                <w:b/>
+                <w:bCs/>
+                <w:color w:val="111827"/>
+                <w:sz w:val="20"/>
+                <w:szCs w:val="20"/>
+              </w:rPr>
+              <w:t xml:space="preserve">Clientes que se enfriaron (novedad)</w:t>
+            </w:r>
+          </w:p>
+        </w:tc>
+        <w:tc>
+          <w:tcPr>
+            <w:tcW w:type="dxa" w:w="6890"/>
+            <w:tcBorders>
+              <w:top w:val="single" w:color="D1D5DB" w:sz="2"/>
+              <w:left w:val="single" w:color="D1D5DB" w:sz="2"/>
+              <w:bottom w:val="single" w:color="D1D5DB" w:sz="2"/>
+              <w:right w:val="single" w:color="D1D5DB" w:sz="2"/>
+            </w:tcBorders>
+            <w:shd w:fill="F9FAFB" w:val="clear"/>
+            <w:tcMar>
+              <w:top w:type="dxa" w:w="100"/>
+              <w:left w:type="dxa" w:w="140"/>
+              <w:bottom w:type="dxa" w:w="100"/>
+              <w:right w:type="dxa" w:w="140"/>
+            </w:tcMar>
+          </w:tcPr>
+          <w:p>
+            <w:pPr>
+              <w:spacing w:line="280"/>
+            </w:pPr>
+            <w:r>
+              <w:rPr>
+                <w:b w:val="false"/>
+                <w:bCs w:val="false"/>
+                <w:color w:val="374151"/>
+                <w:sz w:val="20"/>
+                <w:szCs w:val="20"/>
+              </w:rPr>
+              <w:t xml:space="preserve">Si un cliente que venía pidiendo seguido no hace ningún pedido en 14 días, genera un aviso para que la distribuidora lo llame antes de perderlo del todo — el aviso es interno, no le llega nada al cliente.</w:t>
             </w:r>
           </w:p>
         </w:tc>
@@ -3800,6 +4134,138 @@
           </w:p>
         </w:tc>
       </w:tr>
+      <w:tr>
+        <w:tc>
+          <w:tcPr>
+            <w:tcW w:type="dxa" w:w="2950"/>
+            <w:tcBorders>
+              <w:top w:val="single" w:color="D1D5DB" w:sz="2"/>
+              <w:left w:val="single" w:color="D1D5DB" w:sz="2"/>
+              <w:bottom w:val="single" w:color="D1D5DB" w:sz="2"/>
+              <w:right w:val="single" w:color="D1D5DB" w:sz="2"/>
+            </w:tcBorders>
+            <w:tcMar>
+              <w:top w:type="dxa" w:w="100"/>
+              <w:left w:type="dxa" w:w="140"/>
+              <w:bottom w:type="dxa" w:w="100"/>
+              <w:right w:type="dxa" w:w="140"/>
+            </w:tcMar>
+          </w:tcPr>
+          <w:p>
+            <w:pPr>
+              <w:spacing w:line="280"/>
+            </w:pPr>
+            <w:r>
+              <w:rPr>
+                <w:b/>
+                <w:bCs/>
+                <w:color w:val="111827"/>
+                <w:sz w:val="20"/>
+                <w:szCs w:val="20"/>
+              </w:rPr>
+              <w:t xml:space="preserve">Sueles pedir (novedad)</w:t>
+            </w:r>
+          </w:p>
+        </w:tc>
+        <w:tc>
+          <w:tcPr>
+            <w:tcW w:type="dxa" w:w="6890"/>
+            <w:tcBorders>
+              <w:top w:val="single" w:color="D1D5DB" w:sz="2"/>
+              <w:left w:val="single" w:color="D1D5DB" w:sz="2"/>
+              <w:bottom w:val="single" w:color="D1D5DB" w:sz="2"/>
+              <w:right w:val="single" w:color="D1D5DB" w:sz="2"/>
+            </w:tcBorders>
+            <w:tcMar>
+              <w:top w:type="dxa" w:w="100"/>
+              <w:left w:type="dxa" w:w="140"/>
+              <w:bottom w:type="dxa" w:w="100"/>
+              <w:right w:type="dxa" w:w="140"/>
+            </w:tcMar>
+          </w:tcPr>
+          <w:p>
+            <w:pPr>
+              <w:spacing w:line="280"/>
+            </w:pPr>
+            <w:r>
+              <w:rPr>
+                <w:b w:val="false"/>
+                <w:bCs w:val="false"/>
+                <w:color w:val="374151"/>
+                <w:sz w:val="20"/>
+                <w:szCs w:val="20"/>
+              </w:rPr>
+              <w:t xml:space="preserve">Arriba del catálogo aparece una fila con los productos que el cliente más pide, armada automáticamente en base a su propio historial — se agregan al carrito con un solo toque.</w:t>
+            </w:r>
+          </w:p>
+        </w:tc>
+      </w:tr>
+      <w:tr>
+        <w:tc>
+          <w:tcPr>
+            <w:tcW w:type="dxa" w:w="2950"/>
+            <w:tcBorders>
+              <w:top w:val="single" w:color="D1D5DB" w:sz="2"/>
+              <w:left w:val="single" w:color="D1D5DB" w:sz="2"/>
+              <w:bottom w:val="single" w:color="D1D5DB" w:sz="2"/>
+              <w:right w:val="single" w:color="D1D5DB" w:sz="2"/>
+            </w:tcBorders>
+            <w:tcMar>
+              <w:top w:type="dxa" w:w="100"/>
+              <w:left w:type="dxa" w:w="140"/>
+              <w:bottom w:type="dxa" w:w="100"/>
+              <w:right w:type="dxa" w:w="140"/>
+            </w:tcMar>
+          </w:tcPr>
+          <w:p>
+            <w:pPr>
+              <w:spacing w:line="280"/>
+            </w:pPr>
+            <w:r>
+              <w:rPr>
+                <w:b/>
+                <w:bCs/>
+                <w:color w:val="111827"/>
+                <w:sz w:val="20"/>
+                <w:szCs w:val="20"/>
+              </w:rPr>
+              <w:t xml:space="preserve">Avisame cuando llegue (novedad)</w:t>
+            </w:r>
+          </w:p>
+        </w:tc>
+        <w:tc>
+          <w:tcPr>
+            <w:tcW w:type="dxa" w:w="6890"/>
+            <w:tcBorders>
+              <w:top w:val="single" w:color="D1D5DB" w:sz="2"/>
+              <w:left w:val="single" w:color="D1D5DB" w:sz="2"/>
+              <w:bottom w:val="single" w:color="D1D5DB" w:sz="2"/>
+              <w:right w:val="single" w:color="D1D5DB" w:sz="2"/>
+            </w:tcBorders>
+            <w:tcMar>
+              <w:top w:type="dxa" w:w="100"/>
+              <w:left w:type="dxa" w:w="140"/>
+              <w:bottom w:type="dxa" w:w="100"/>
+              <w:right w:type="dxa" w:w="140"/>
+            </w:tcMar>
+          </w:tcPr>
+          <w:p>
+            <w:pPr>
+              <w:spacing w:line="280"/>
+            </w:pPr>
+            <w:r>
+              <w:rPr>
+                <w:b w:val="false"/>
+                <w:bCs w:val="false"/>
+                <w:color w:val="374151"/>
+                <w:sz w:val="20"/>
+                <w:szCs w:val="20"/>
+              </w:rPr>
+              <w:t xml:space="preserve">Si un producto está agotado, el cliente se puede anotar para que le avisen. En cuanto la distribuidora carga stock de ese producto de nuevo, le llega automáticamente un aviso push al celular.</w:t>
+            </w:r>
+          </w:p>
+        </w:tc>
+      </w:tr>
     </w:tbl>
     <w:p>
       <w:pPr>
@@ -4233,6 +4699,204 @@
                 <w:szCs w:val="20"/>
               </w:rPr>
               <w:t xml:space="preserve">El cliente puede activar notificaciones push en su celular o computadora: si un día todavía no le hizo un pedido a esa distribuidora, recibe un aviso recordándoselo (una vez por día, a las 9:00 hora Uruguay).</w:t>
+            </w:r>
+          </w:p>
+        </w:tc>
+      </w:tr>
+      <w:tr>
+        <w:tc>
+          <w:tcPr>
+            <w:tcW w:type="dxa" w:w="2950"/>
+            <w:tcBorders>
+              <w:top w:val="single" w:color="D1D5DB" w:sz="2"/>
+              <w:left w:val="single" w:color="D1D5DB" w:sz="2"/>
+              <w:bottom w:val="single" w:color="D1D5DB" w:sz="2"/>
+              <w:right w:val="single" w:color="D1D5DB" w:sz="2"/>
+            </w:tcBorders>
+            <w:tcMar>
+              <w:top w:type="dxa" w:w="100"/>
+              <w:left w:type="dxa" w:w="140"/>
+              <w:bottom w:type="dxa" w:w="100"/>
+              <w:right w:type="dxa" w:w="140"/>
+            </w:tcMar>
+          </w:tcPr>
+          <w:p>
+            <w:pPr>
+              <w:spacing w:line="280"/>
+            </w:pPr>
+            <w:r>
+              <w:rPr>
+                <w:b/>
+                <w:bCs/>
+                <w:color w:val="111827"/>
+                <w:sz w:val="20"/>
+                <w:szCs w:val="20"/>
+              </w:rPr>
+              <w:t xml:space="preserve">Volver a pedir con un clic (novedad)</w:t>
+            </w:r>
+          </w:p>
+        </w:tc>
+        <w:tc>
+          <w:tcPr>
+            <w:tcW w:type="dxa" w:w="6890"/>
+            <w:tcBorders>
+              <w:top w:val="single" w:color="D1D5DB" w:sz="2"/>
+              <w:left w:val="single" w:color="D1D5DB" w:sz="2"/>
+              <w:bottom w:val="single" w:color="D1D5DB" w:sz="2"/>
+              <w:right w:val="single" w:color="D1D5DB" w:sz="2"/>
+            </w:tcBorders>
+            <w:tcMar>
+              <w:top w:type="dxa" w:w="100"/>
+              <w:left w:type="dxa" w:w="140"/>
+              <w:bottom w:type="dxa" w:w="100"/>
+              <w:right w:type="dxa" w:w="140"/>
+            </w:tcMar>
+          </w:tcPr>
+          <w:p>
+            <w:pPr>
+              <w:spacing w:line="280"/>
+            </w:pPr>
+            <w:r>
+              <w:rPr>
+                <w:b w:val="false"/>
+                <w:bCs w:val="false"/>
+                <w:color w:val="374151"/>
+                <w:sz w:val="20"/>
+                <w:szCs w:val="20"/>
+              </w:rPr>
+              <w:t xml:space="preserve">En cada pedido pasado hay un botón "Volver a pedir" que carga esos mismos productos al carrito con el precio y el stock de hoy — el cliente puede ajustar cantidades antes de confirmar. Si algún producto ya no está disponible, se avisa en vez de bloquear el resto.</w:t>
+            </w:r>
+          </w:p>
+        </w:tc>
+      </w:tr>
+      <w:tr>
+        <w:tc>
+          <w:tcPr>
+            <w:tcW w:type="dxa" w:w="2950"/>
+            <w:tcBorders>
+              <w:top w:val="single" w:color="D1D5DB" w:sz="2"/>
+              <w:left w:val="single" w:color="D1D5DB" w:sz="2"/>
+              <w:bottom w:val="single" w:color="D1D5DB" w:sz="2"/>
+              <w:right w:val="single" w:color="D1D5DB" w:sz="2"/>
+            </w:tcBorders>
+            <w:tcMar>
+              <w:top w:type="dxa" w:w="100"/>
+              <w:left w:type="dxa" w:w="140"/>
+              <w:bottom w:type="dxa" w:w="100"/>
+              <w:right w:type="dxa" w:w="140"/>
+            </w:tcMar>
+          </w:tcPr>
+          <w:p>
+            <w:pPr>
+              <w:spacing w:line="280"/>
+            </w:pPr>
+            <w:r>
+              <w:rPr>
+                <w:b/>
+                <w:bCs/>
+                <w:color w:val="111827"/>
+                <w:sz w:val="20"/>
+                <w:szCs w:val="20"/>
+              </w:rPr>
+              <w:t xml:space="preserve">Pedido recurrente automático (novedad)</w:t>
+            </w:r>
+          </w:p>
+        </w:tc>
+        <w:tc>
+          <w:tcPr>
+            <w:tcW w:type="dxa" w:w="6890"/>
+            <w:tcBorders>
+              <w:top w:val="single" w:color="D1D5DB" w:sz="2"/>
+              <w:left w:val="single" w:color="D1D5DB" w:sz="2"/>
+              <w:bottom w:val="single" w:color="D1D5DB" w:sz="2"/>
+              <w:right w:val="single" w:color="D1D5DB" w:sz="2"/>
+            </w:tcBorders>
+            <w:tcMar>
+              <w:top w:type="dxa" w:w="100"/>
+              <w:left w:type="dxa" w:w="140"/>
+              <w:bottom w:type="dxa" w:w="100"/>
+              <w:right w:type="dxa" w:w="140"/>
+            </w:tcMar>
+          </w:tcPr>
+          <w:p>
+            <w:pPr>
+              <w:spacing w:line="280"/>
+            </w:pPr>
+            <w:r>
+              <w:rPr>
+                <w:b w:val="false"/>
+                <w:bCs w:val="false"/>
+                <w:color w:val="374151"/>
+                <w:sz w:val="20"/>
+                <w:szCs w:val="20"/>
+              </w:rPr>
+              <w:t xml:space="preserve">Desde el carrito, el cliente puede guardar "repetir este pedido todos los [día]": un pedido que se genera solo cada semana, sin que tenga que volver a entrar a la app. Si algún producto no tiene stock ese día, se saltea solo ese ítem. La distribuidora ve estos pedidos recurrentes en la ficha de cada cliente (ver sección Clientes).</w:t>
+            </w:r>
+          </w:p>
+        </w:tc>
+      </w:tr>
+      <w:tr>
+        <w:tc>
+          <w:tcPr>
+            <w:tcW w:type="dxa" w:w="2950"/>
+            <w:tcBorders>
+              <w:top w:val="single" w:color="D1D5DB" w:sz="2"/>
+              <w:left w:val="single" w:color="D1D5DB" w:sz="2"/>
+              <w:bottom w:val="single" w:color="D1D5DB" w:sz="2"/>
+              <w:right w:val="single" w:color="D1D5DB" w:sz="2"/>
+            </w:tcBorders>
+            <w:tcMar>
+              <w:top w:type="dxa" w:w="100"/>
+              <w:left w:type="dxa" w:w="140"/>
+              <w:bottom w:type="dxa" w:w="100"/>
+              <w:right w:type="dxa" w:w="140"/>
+            </w:tcMar>
+          </w:tcPr>
+          <w:p>
+            <w:pPr>
+              <w:spacing w:line="280"/>
+            </w:pPr>
+            <w:r>
+              <w:rPr>
+                <w:b/>
+                <w:bCs/>
+                <w:color w:val="111827"/>
+                <w:sz w:val="20"/>
+                <w:szCs w:val="20"/>
+              </w:rPr>
+              <w:t xml:space="preserve">Resumen mensual (novedad)</w:t>
+            </w:r>
+          </w:p>
+        </w:tc>
+        <w:tc>
+          <w:tcPr>
+            <w:tcW w:type="dxa" w:w="6890"/>
+            <w:tcBorders>
+              <w:top w:val="single" w:color="D1D5DB" w:sz="2"/>
+              <w:left w:val="single" w:color="D1D5DB" w:sz="2"/>
+              <w:bottom w:val="single" w:color="D1D5DB" w:sz="2"/>
+              <w:right w:val="single" w:color="D1D5DB" w:sz="2"/>
+            </w:tcBorders>
+            <w:tcMar>
+              <w:top w:type="dxa" w:w="100"/>
+              <w:left w:type="dxa" w:w="140"/>
+              <w:bottom w:type="dxa" w:w="100"/>
+              <w:right w:type="dxa" w:w="140"/>
+            </w:tcMar>
+          </w:tcPr>
+          <w:p>
+            <w:pPr>
+              <w:spacing w:line="280"/>
+            </w:pPr>
+            <w:r>
+              <w:rPr>
+                <w:b w:val="false"/>
+                <w:bCs w:val="false"/>
+                <w:color w:val="374151"/>
+                <w:sz w:val="20"/>
+                <w:szCs w:val="20"/>
+              </w:rPr>
+              <w:t xml:space="preserve">El día 1 de cada mes, el cliente recibe un aviso push con cuántos pedidos hizo y cuánto gastó el mes anterior.</w:t>
             </w:r>
           </w:p>
         </w:tc>

--- a/TuStockApp_Documentacion_Proyecto.docx
+++ b/TuStockApp_Documentacion_Proyecto.docx
@@ -2188,6 +2188,72 @@
           </w:p>
         </w:tc>
       </w:tr>
+      <w:tr>
+        <w:tc>
+          <w:tcPr>
+            <w:tcW w:type="dxa" w:w="2950"/>
+            <w:tcBorders>
+              <w:top w:val="single" w:color="D1D5DB" w:sz="2"/>
+              <w:left w:val="single" w:color="D1D5DB" w:sz="2"/>
+              <w:bottom w:val="single" w:color="D1D5DB" w:sz="2"/>
+              <w:right w:val="single" w:color="D1D5DB" w:sz="2"/>
+            </w:tcBorders>
+            <w:tcMar>
+              <w:top w:type="dxa" w:w="100"/>
+              <w:left w:type="dxa" w:w="140"/>
+              <w:bottom w:type="dxa" w:w="100"/>
+              <w:right w:type="dxa" w:w="140"/>
+            </w:tcMar>
+          </w:tcPr>
+          <w:p>
+            <w:pPr>
+              <w:spacing w:line="280"/>
+            </w:pPr>
+            <w:r>
+              <w:rPr>
+                <w:b/>
+                <w:bCs/>
+                <w:color w:val="111827"/>
+                <w:sz w:val="20"/>
+                <w:szCs w:val="20"/>
+              </w:rPr>
+              <w:t xml:space="preserve">Patrones de compra detectados (novedad)</w:t>
+            </w:r>
+          </w:p>
+        </w:tc>
+        <w:tc>
+          <w:tcPr>
+            <w:tcW w:type="dxa" w:w="6890"/>
+            <w:tcBorders>
+              <w:top w:val="single" w:color="D1D5DB" w:sz="2"/>
+              <w:left w:val="single" w:color="D1D5DB" w:sz="2"/>
+              <w:bottom w:val="single" w:color="D1D5DB" w:sz="2"/>
+              <w:right w:val="single" w:color="D1D5DB" w:sz="2"/>
+            </w:tcBorders>
+            <w:tcMar>
+              <w:top w:type="dxa" w:w="100"/>
+              <w:left w:type="dxa" w:w="140"/>
+              <w:bottom w:type="dxa" w:w="100"/>
+              <w:right w:type="dxa" w:w="140"/>
+            </w:tcMar>
+          </w:tcPr>
+          <w:p>
+            <w:pPr>
+              <w:spacing w:line="280"/>
+            </w:pPr>
+            <w:r>
+              <w:rPr>
+                <w:b w:val="false"/>
+                <w:bCs w:val="false"/>
+                <w:color w:val="374151"/>
+                <w:sz w:val="20"/>
+                <w:szCs w:val="20"/>
+              </w:rPr>
+              <w:t xml:space="preserve">Además de los pedidos recurrentes configurados a mano, la ficha del cliente muestra los patrones que el sistema detectó solo del historial: cualquier producto que haya pedido 2 veces o más, en fechas distintas, con la cadencia promedio calculada automáticamente. Cada uno tiene su propio botón "Recordar", que manda el push en el momento sin depender de que el job diario decida que ya le toca avisar.</w:t>
+            </w:r>
+          </w:p>
+        </w:tc>
+      </w:tr>
     </w:tbl>
     <w:p>
       <w:pPr>
@@ -2520,6 +2586,72 @@
                 <w:sz w:val="20"/>
                 <w:szCs w:val="20"/>
               </w:rPr>
+              <w:t xml:space="preserve">Aviso automático al cliente (novedad)</w:t>
+            </w:r>
+          </w:p>
+        </w:tc>
+        <w:tc>
+          <w:tcPr>
+            <w:tcW w:type="dxa" w:w="6890"/>
+            <w:tcBorders>
+              <w:top w:val="single" w:color="D1D5DB" w:sz="2"/>
+              <w:left w:val="single" w:color="D1D5DB" w:sz="2"/>
+              <w:bottom w:val="single" w:color="D1D5DB" w:sz="2"/>
+              <w:right w:val="single" w:color="D1D5DB" w:sz="2"/>
+            </w:tcBorders>
+            <w:tcMar>
+              <w:top w:type="dxa" w:w="100"/>
+              <w:left w:type="dxa" w:w="140"/>
+              <w:bottom w:type="dxa" w:w="100"/>
+              <w:right w:type="dxa" w:w="140"/>
+            </w:tcMar>
+          </w:tcPr>
+          <w:p>
+            <w:pPr>
+              <w:spacing w:line="280"/>
+            </w:pPr>
+            <w:r>
+              <w:rPr>
+                <w:b w:val="false"/>
+                <w:bCs w:val="false"/>
+                <w:color w:val="374151"/>
+                <w:sz w:val="20"/>
+                <w:szCs w:val="20"/>
+              </w:rPr>
+              <w:t xml:space="preserve">Apenas la distribuidora marca un pedido como "En proceso" (con la fecha y hora estimada, si la cargó) o "Completado", el cliente recibe un push automático al celular — antes solo se enteraba si entraba a revisar "Mis Pedidos" manualmente.</w:t>
+            </w:r>
+          </w:p>
+        </w:tc>
+      </w:tr>
+      <w:tr>
+        <w:tc>
+          <w:tcPr>
+            <w:tcW w:type="dxa" w:w="2950"/>
+            <w:tcBorders>
+              <w:top w:val="single" w:color="D1D5DB" w:sz="2"/>
+              <w:left w:val="single" w:color="D1D5DB" w:sz="2"/>
+              <w:bottom w:val="single" w:color="D1D5DB" w:sz="2"/>
+              <w:right w:val="single" w:color="D1D5DB" w:sz="2"/>
+            </w:tcBorders>
+            <w:tcMar>
+              <w:top w:type="dxa" w:w="100"/>
+              <w:left w:type="dxa" w:w="140"/>
+              <w:bottom w:type="dxa" w:w="100"/>
+              <w:right w:type="dxa" w:w="140"/>
+            </w:tcMar>
+          </w:tcPr>
+          <w:p>
+            <w:pPr>
+              <w:spacing w:line="280"/>
+            </w:pPr>
+            <w:r>
+              <w:rPr>
+                <w:b/>
+                <w:bCs/>
+                <w:color w:val="111827"/>
+                <w:sz w:val="20"/>
+                <w:szCs w:val="20"/>
+              </w:rPr>
               <w:t xml:space="preserve">Comprobante de pedido en PDF</w:t>
             </w:r>
           </w:p>
@@ -2721,7 +2853,7 @@
                 <w:sz w:val="20"/>
                 <w:szCs w:val="20"/>
               </w:rPr>
-              <w:t xml:space="preserve">Cuando el stock de un producto baja de 30 unidades.</w:t>
+              <w:t xml:space="preserve">Cuando el stock de un producto baja de 30 unidades. Se dispara al instante, apenas cambia el stock (por un pedido confirmado o una edición manual).</w:t>
             </w:r>
           </w:p>
         </w:tc>
@@ -2789,7 +2921,7 @@
                 <w:sz w:val="20"/>
                 <w:szCs w:val="20"/>
               </w:rPr>
-              <w:t xml:space="preserve">Cuando se acerca el vencimiento del pago mensual de la suscripción.</w:t>
+              <w:t xml:space="preserve">Cuando se acerca el vencimiento del pago mensual de la suscripción. Hoy este aviso lo dispara manualmente el equipo de la plataforma (botón “Avisar” en el panel de Distribuidoras); no corre solo por un horario, aunque el sistema sí calcula y muestra automáticamente cuántos días hábiles faltan.</w:t>
             </w:r>
           </w:p>
         </w:tc>
@@ -2857,7 +2989,7 @@
                 <w:sz w:val="20"/>
                 <w:szCs w:val="20"/>
               </w:rPr>
-              <w:t xml:space="preserve">El sistema aprende, cliente por cliente y producto por producto, cada cuántos días suele repetir cada compra (a partir de su propio historial), y avisa un par de días antes de que se cumpla ese ciclo — no recién cuando ya se pasó. Genera un aviso con botón "Enviar recordatorio" que manda un push directo al celular del cliente.</w:t>
+              <w:t xml:space="preserve">El sistema aprende, cliente por cliente y producto por producto, cada cuántos días suele repetir cada compra (a partir de su propio historial), y avisa un par de días antes de que se cumpla ese ciclo — no recién cuando ya se pasó. Genera un aviso con botón "Enviar recordatorio" que manda un push directo al celular del cliente. Corre automáticamente todos los días a las 8:00 hora Uruguay.</w:t>
             </w:r>
           </w:p>
         </w:tc>
@@ -2925,7 +3057,7 @@
                 <w:sz w:val="20"/>
                 <w:szCs w:val="20"/>
               </w:rPr>
-              <w:t xml:space="preserve">Si un cliente que venía pidiendo seguido no hace ningún pedido en 14 días, genera un aviso para que la distribuidora lo llame antes de perderlo del todo — el aviso es interno, no le llega nada al cliente.</w:t>
+              <w:t xml:space="preserve">Si un cliente que venía pidiendo seguido no hace ningún pedido en 14 días, genera un aviso para que la distribuidora lo llame antes de perderlo del todo — el aviso es interno, no le llega nada al cliente. Corre en el mismo horario diario que las sugerencias de recompra: 8:00 hora Uruguay.</w:t>
             </w:r>
           </w:p>
         </w:tc>
@@ -3001,6 +3133,21 @@
       <w:pPr>
         <w:spacing w:after="160"/>
       </w:pPr>
+    </w:p>
+    <w:p>
+      <w:pPr>
+        <w:spacing w:after="160" w:line="300"/>
+      </w:pPr>
+      <w:r>
+        <w:rPr>
+          <w:i/>
+          <w:iCs/>
+          <w:color w:val="4B5563"/>
+          <w:sz w:val="20"/>
+          <w:szCs w:val="20"/>
+        </w:rPr>
+        <w:t xml:space="preserve">Nota: el pedido recurrente automático (que se genera todos los días a las 6:00 hora Uruguay) y el resumen mensual (día 1 de cada mes a las 10:00 hora Uruguay) son procesos aparte: avisan directo al celular del cliente por notificación push, y no generan una entrada en esta bandeja de Notificaciones de la distribuidora.</w:t>
+      </w:r>
     </w:p>
     <w:p>
       <w:pPr>

--- a/TuStockApp_Documentacion_Proyecto.docx
+++ b/TuStockApp_Documentacion_Proyecto.docx
@@ -4845,7 +4845,7 @@
                 <w:sz w:val="20"/>
                 <w:szCs w:val="20"/>
               </w:rPr>
-              <w:t xml:space="preserve">El cliente puede activar notificaciones push en su celular o computadora: si un día todavía no le hizo un pedido a esa distribuidora, recibe un aviso recordándoselo (una vez por día, a las 9:00 hora Uruguay).</w:t>
+              <w:t>El cliente puede activar notificaciones push en su celular o computadora: si un día todavía no le hizo un pedido a esa distribuidora, recibe un aviso recordándoselo a las 9:00 hora Uruguay — y si a las 15:30 todavía no pidió nada, le llega un segundo aviso.</w:t>
             </w:r>
           </w:p>
         </w:tc>
